--- a/dev/presentation/Rehearsal_Script_SCEBE2026.docx
+++ b/dev/presentation/Rehearsal_Script_SCEBE2026.docx
@@ -1043,7 +1043,7 @@
         <w:t xml:space="preserve">Say:</w:t>
       </w:r>
       <w:r>
-        <w:t xml:space="preserve"> "The main comparison, in two panels, same score. Left, own hospital system: the published winner on its own training hospitals, 0.36 official, 0.43 on those two hospitals, and this project on the MIMIC-IV test split, 1,422 stays, 71 sepsis events, every model scored on exactly the same hours. Eight of the twenty-one are shown. Grey, the two baselines at 0.08 and 0.10. Dark grey, the winner's approach, path signatures plus boosted trees, rebuilt in our causal pipeline on our predictors, 0.15. Red, this project: the temporal CNN at 0.17, GRU-D at 0.19, the model our prespecified rule chose on validation, OSTA and flat OSTA both at 0.23, and the self-supervised model at 0.29. All twenty-one are above zero, with every confidence interval above zero. Two things that does not show: that any model is better than another, because the differences are within what seventy-one events can resolve, and anything about transfer. Right, unseen hospital system: the winner fell to minus 0.12 on a hospital it had never seen. Our counterpart is the MIMIC-IV models scored on eICU patients, at development level: about zero, minus 0.03 to plus 0.04 across twenty models, every interval including zero. Not below silence, where the winner was; not shown above it. That is the problem this PhD exists for, and the sealed holdout is the test that answers it. Last, the rules we fixed in advance: organ grouping stays only if it beats the same model without it on validation, and it did not, so it is reported as not supported; the rules shortlisted GRU-D, the temporal CNN and flat OSTA for the full cohort."</w:t>
+        <w:t xml:space="preserve"> "The main comparison, in two panels, same score. Left, own hospital system: the published winner on its own training hospitals, 0.36 official, 0.43 on those two hospitals, and this project on the MIMIC-IV test split, 1,422 stays, 71 sepsis events, every model scored on exactly the same hours. Eight of the twenty-one are shown. Grey, the two baselines at 0.08 and 0.10. Dark grey, the winner's approach, path signatures plus boosted trees, rebuilt in our causal pipeline on our predictors, 0.15. Red, this project: the temporal CNN at 0.17, GRU-D at 0.19, the model our prespecified rule chose on validation, OSTA and flat OSTA both at 0.23, and the self-supervised model at 0.29. All twenty-one are above zero, with every confidence interval above zero. Two things that does not show: that any model is better than another, because the differences are within what seventy-one events can resolve, and anything about transfer. Right, unseen hospital system: the winner fell to minus 0.12 on a hospital it had never seen. Our counterpart is the same eight models, trained on MIMIC-IV and scored on eICU patients, 888 stays and 45 events, at development level: logistic regression at minus 0.15, everything else between zero and plus 0.04. Not below silence, where the winner was; not shown above it. The pink band is the check that matters: the twenty-one models trained on eICU itself score 0.00 to 0.08 on the same patients. Away and at home coincide on eICU. So on eICU the limit is not transfer alone; it is forty-five events spread over a hundred hospitals and a weaker, antibiotic-only label. That is what the full cohort, with twenty times more events, and the sealed holdout are for. Last, the rules we fixed in advance: organ grouping stays only if it beats the same model without it on validation, and it did not, on either database, so it is reported as not supported; the rules shortlisted GRU-D, the temporal CNN and flat OSTA on MIMIC-IV, and GRU-D, flat OSTA and a pooled self-supervised flat CNN on eICU."</w:t>
       </w:r>
     </w:p>
     <w:p>
@@ -1111,7 +1111,7 @@
         <w:t xml:space="preserve">Say:</w:t>
       </w:r>
       <w:r>
-        <w:t xml:space="preserve"> "Contribution so far, on the left. A causal, cross-database pipeline: one sepsis definition, two hospital systems, 659 clinically defined predictors. Evaluation by clinical utility: false alarms per day, warning time, transfer, and a sealed holdout. Three findings so far: harmonisation recovers the data; on honest data all twenty-one models stay above zero at home; and small samples overfit, so no model can yet be called best. And three manuscripts submitted this year: a review of AI in antimicrobial-resistance diagnostics, a cohort study of the temporal patterns and predictors of sepsis onset in 27,101 ICU admissions, and a systematic review and meta-analysis of infrared thermography in infectious disease. On the right, next steps. Now: complete the qualitative study with twenty infectious disease and critical care consultants, which is nearly done, and finish the eICU arm of the model comparison; the MIMIC-IV arm is done. Next: the full cohort, about 94,000 plus 200,000 stays, with three runs and leave-one-hospital-out testing across eICU. Then: freeze the protocol, open the sealed holdout once, and set the alarm policy using the qualitative findings. And the future direction: a silent test on hospital patients, then a clinician-facing pilot. The numbers you saw today are preliminary; the full results are in the manuscript in preparation."</w:t>
+        <w:t xml:space="preserve"> "Contribution so far, on the left. A causal, cross-database pipeline: one sepsis definition, two hospital systems, 659 clinically defined predictors. Evaluation by clinical utility: false alarms per day, warning time, transfer, and a sealed holdout. Three findings so far: harmonisation recovers the data; all twenty-one models stay above zero on MIMIC-IV and sit near zero on eICU, whether trained there or transferred; and small samples overfit, so no model can yet be called best. And three manuscripts submitted this year: a review of AI in antimicrobial-resistance diagnostics, a cohort study of the temporal patterns and predictors of sepsis onset in 27,101 ICU admissions, and a systematic review and meta-analysis of infrared thermography in infectious disease. On the right, next steps. Now: complete the qualitative study with twenty infectious disease and critical care consultants, which is nearly done, and finish the arm list for the full cohort from the two shortlists; both arms of the model comparison are done. Next: the full cohort, about 94,000 plus 200,000 stays, with three runs and leave-one-hospital-out testing across eICU. Then: freeze the protocol, open the sealed holdout once, and set the alarm policy using the qualitative findings. And the future direction: a silent test on hospital patients, then a clinician-facing pilot. The numbers you saw today are preliminary; the full results are in the manuscript in preparation."</w:t>
       </w:r>
     </w:p>
     <w:p>
@@ -1179,7 +1179,7 @@
         <w:t xml:space="preserve">Say:</w:t>
       </w:r>
       <w:r>
-        <w:t xml:space="preserve"> "What this work adds, in one sentence: an early sepsis warning built on raw hospital data, scored only on what a clinician could have known, and judged by what an alarm costs and gains rather than by AUROC. Six things done differently from common practice. Challenge-prepared tables: raw MIMIC-IV and eICU, two hospital systems. Each study its own sepsis definition: one Sepsis-3 definition on both. Values carried forward and information from the future: every value only from the hour it was available. Forty to a hundred and twenty-five variables: 659 clinically defined predictors, text entries included. Antibiotics as inputs: label-defining antibiotics excluded, prophylaxis kept by rule. AUROC on one split: utility, false alarms per day, warning time, and a sealed holdout. What is known so far: on honest, harmonised data, all twenty-one models keep a positive utility at home; the project's own organ-grouping idea is not supported at this scale, and is reported as found; and whether a warning travels to an unseen hospital system is the open question, which the consultants' study and the sealed holdout answer next. Thank you."</w:t>
+        <w:t xml:space="preserve"> "What this work adds, in one sentence: an early sepsis warning built on raw hospital data, scored only on what a clinician could have known, and judged by what an alarm costs and gains rather than by AUROC. Six things done differently from common practice. Challenge-prepared tables: raw MIMIC-IV and eICU, two hospital systems. Each study its own sepsis definition: one Sepsis-3 definition on both. Values carried forward and information from the future: every value only from the hour it was available. Forty to a hundred and twenty-five variables: 659 clinically defined predictors, text entries included. Antibiotics as inputs: label-defining antibiotics excluded, prophylaxis kept by rule. AUROC on one split: utility, false alarms per day, warning time, and a sealed holdout. What is known so far: on honest, harmonised data, all twenty-one models keep a positive utility on MIMIC-IV, and on eICU, with forty-five events, models trained there and models transferred sit near zero alike; the project's own organ-grouping idea is not supported on either database, and is reported as found; and whether a warning travels to an unseen hospital system is the open question, which the full cohort, the consultants' study and the sealed holdout answer next. Thank you."</w:t>
       </w:r>
     </w:p>
     <w:p>
@@ -2214,7 +2214,7 @@
         <w:t xml:space="preserve">Don't you have the same problem as the winner? Its 0.43 fell to −0.12 on an unseen hospital, and your numbers are internal too.</w:t>
       </w:r>
       <w:r>
-        <w:t xml:space="preserve"> "Yes, and I do not claim otherwise. Our MIMIC-IV results are the counterpart of the winner's 0.43: an internal split, and in fact the same hospital system, because PhysioNet's hospital A is Beth Israel Deaconess, where MIMIC-IV comes from. The counterpart of the minus 0.12 is our sealed cross-database holdout, which has not been opened. The early signal, scoring the MIMIC-IV models on eICU development patients, is around zero: no better than silence, though not below it. That is the problem this PhD is built to study, with harmonisation, one label and leave-hospital-out testing. It is not a problem it has solved yet." If asked why not test on PhysioNet: "Half of PhysioNet is the same hospital as MIMIC-IV, so it would not be an external test; eICU, with 208 hospitals, is."</w:t>
+        <w:t xml:space="preserve"> "Yes, and I do not claim otherwise. Our MIMIC-IV results are the counterpart of the winner's 0.43: an internal split, and in fact the same hospital system, because PhysioNet's hospital A is Beth Israel Deaconess, where MIMIC-IV comes from. The counterpart of the minus 0.12 is our sealed cross-database holdout, which has not been opened. The early signal, scoring the MIMIC-IV models on eICU development patients, is around zero: no better than silence, though not below it. And models trained on eICU itself are also near zero at this sample, so eICU is hard at home as well as away. That is the problem this PhD is built to study, with harmonisation, one label and leave-hospital-out testing. It is not a problem it has solved yet." If asked why not test on PhysioNet: "Half of PhysioNet is the same hospital as MIMIC-IV, so it would not be an external test; eICU, with 208 hospitals, is."</w:t>
       </w:r>
     </w:p>
     <w:p>
@@ -2226,7 +2226,7 @@
         <w:t xml:space="preserve">And on eICU, the second hospital system?</w:t>
       </w:r>
       <w:r>
-        <w:t xml:space="preserve"> The MIMIC-IV models scored on eICU development patients sit around zero (utility -0.03 to 0.04, intervals including zero). That is the transfer problem this PhD exists to study, not a surprise: eICU has a weaker, antibiotic-only label and charts differently. The models trained on eICU itself are still running; the full cohort, leave-one-hospital-out testing and label harmonisation address it. Answer only if asked; it is not on the slides.</w:t>
+        <w:t xml:space="preserve"> Both are on slide 13. The MIMIC-IV models scored on eICU development patients sit around zero (utility -0.03 to 0.04; logistic regression -0.15), and the twenty-one models trained on eICU itself score 0.00 to 0.08 on the same 888 stays and 45 events, with hourly AUROC 0.53 to 0.68 against 0.72 to 0.84 on MIMIC-IV. So eICU is hard at home as well as away. Three readings, which stage two separates: too few events and hours per hospital (the full cohort has about twenty times more); the weaker antibiotic-only label (a harmonisation sensitivity on MIMIC-IV); and real site heterogeneity (leave-one-hospital-out testing across the eICU hospitals). Do not claim the eICU intervals include zero until the lower limits are read from the results file; say "wide intervals, point estimates near zero".</w:t>
       </w:r>
     </w:p>
     <w:p>
@@ -2458,7 +2458,7 @@
           <w:p>
             <w:pPr/>
             <w:r>
-              <w:t xml:space="preserve">21 on MIMIC-IV: 16 architectures, 4 loss variants and a mean ensemble</w:t>
+              <w:t xml:space="preserve">21 on each database: 16 architectures, 4 loss variants and a mean ensemble, scored on identical hours</w:t>
             </w:r>
           </w:p>
         </w:tc>
@@ -2519,6 +2519,78 @@
           <w:p>
             <w:pPr/>
             <w:r>
+              <w:t xml:space="preserve">Test splits</w:t>
+            </w:r>
+          </w:p>
+        </w:tc>
+        <w:tc>
+          <w:tcPr>
+            <w:tcW w:w="5354" w:type="dxa"/>
+          </w:tcPr>
+          <w:p>
+            <w:pPr/>
+            <w:r>
+              <w:t xml:space="preserve">MIMIC-IV 1,422 stays, 71 sepsis events, 0.65 % of hours positive; eICU 888 stays, 45 events, 0.70 % of hours positive, about 100 hospitals in the sample</w:t>
+            </w:r>
+          </w:p>
+        </w:tc>
+      </w:tr>
+      <w:tr>
+        <w:tc>
+          <w:tcPr>
+            <w:tcW w:w="4005" w:type="dxa"/>
+          </w:tcPr>
+          <w:p>
+            <w:pPr/>
+            <w:r>
+              <w:t xml:space="preserve">Utility, run 4cd752bef2ccbd42</w:t>
+            </w:r>
+          </w:p>
+        </w:tc>
+        <w:tc>
+          <w:tcPr>
+            <w:tcW w:w="5354" w:type="dxa"/>
+          </w:tcPr>
+          <w:p>
+            <w:pPr/>
+            <w:r>
+              <w:t xml:space="preserve">MIMIC-IV at home 0.08 to 0.29, every CI above zero; eICU at home 0.00 to 0.08, wide intervals, several OSTA variants silent at the budget; MIMIC-IV models on eICU -0.03 to +0.04 (logistic -0.15); eICU models on MIMIC-IV -0.00 to +0.03. Hourly AUROC 0.72 to 0.84 on MIMIC-IV, 0.53 to 0.68 on eICU</w:t>
+            </w:r>
+          </w:p>
+        </w:tc>
+      </w:tr>
+      <w:tr>
+        <w:tc>
+          <w:tcPr>
+            <w:tcW w:w="4005" w:type="dxa"/>
+          </w:tcPr>
+          <w:p>
+            <w:pPr/>
+            <w:r>
+              <w:t xml:space="preserve">Rule outcomes</w:t>
+            </w:r>
+          </w:p>
+        </w:tc>
+        <w:tc>
+          <w:tcPr>
+            <w:tcW w:w="5354" w:type="dxa"/>
+          </w:tcPr>
+          <w:p>
+            <w:pPr/>
+            <w:r>
+              <w:t xml:space="preserve">Organ structure not supported on either database. Shortlists: MIMIC-IV GRU-D, TCN, flat OSTA; eICU GRU-D, flat OSTA, pooled self-supervised flat CNN. Plain cross-entropy ranked first in three of four loss comparisons; the time-to-onset loss never</w:t>
+            </w:r>
+          </w:p>
+        </w:tc>
+      </w:tr>
+      <w:tr>
+        <w:tc>
+          <w:tcPr>
+            <w:tcW w:w="4005" w:type="dxa"/>
+          </w:tcPr>
+          <w:p>
+            <w:pPr/>
+            <w:r>
               <w:t xml:space="preserve">Alarm thresholds</w:t>
             </w:r>
           </w:p>
@@ -2602,7 +2674,7 @@
           <w:p>
             <w:pPr/>
             <w:r>
-              <w:t xml:space="preserve">Up to 75,000 unlabelled stays per database, no labels of any kind</w:t>
+              <w:t xml:space="preserve">67,193 MIMIC-IV and 74,139 eICU unlabelled stays, no labels of any kind</w:t>
             </w:r>
           </w:p>
         </w:tc>
@@ -2650,7 +2722,7 @@
           <w:p>
             <w:pPr/>
             <w:r>
-              <w:t xml:space="preserve">Final model list and loss; pretraining data at full scale and at the final test; eICU leave-hospital-out details; the fairness analysis</w:t>
+              <w:t xml:space="preserve">Confirm the stage-2 loss (plain cross-entropy by the rule, three of four comparisons) and the arm list (GRU-D, TCN, flat OSTA, pooled self-supervised flat CNN, the baselines, the winner's approach, the exploratory pair); pretraining data at full scale and at the final test; eICU leave-hospital-out details; the fairness analysis</w:t>
             </w:r>
           </w:p>
         </w:tc>
